--- a/10-projects/16-매출기여-보전프로그램/매출기여 지원금 공지 최종본.docx
+++ b/10-projects/16-매출기여-보전프로그램/매출기여 지원금 공지 최종본.docx
@@ -1022,7 +1022,7 @@
         <w:rPr>
           <w:lang w:eastAsia="ko-KR"/>
         </w:rPr>
-        <w:t xml:space="preserve">제도 시행(2026년 5월) 이후 이미 종료된 온라인 행사 2건에 대해 소급 적용됩니다. 해당 행사에서 발생한 오프라인 </w:t>
+        <w:t xml:space="preserve">제도 시행 이후 이미 종료된 온라인 행사 2건에 대해 소급 적용됩니다. 해당 행사에서 발생한 오프라인 </w:t>
       </w:r>
       <w:proofErr w:type="spellStart"/>
       <w:r>
@@ -1654,6 +1654,55 @@
           </w:p>
         </w:tc>
       </w:tr>
+      <w:tr>
+        <w:tc>
+          <w:tcPr>
+            <w:tcW w:w="2818" w:type="dxa"/>
+            <w:shd w:val="clear" w:color="auto" w:fill="F2F2F2"/>
+          </w:tcPr>
+          <w:p>
+            <w:proofErr w:type="spellStart"/>
+            <w:r>
+              <w:rPr>
+                <w:b/>
+              </w:rPr>
+              <w:t>부가가치세(VAT)</w:t>
+            </w:r>
+            <w:proofErr w:type="spellEnd"/>
+            <w:r>
+              <w:rPr>
+                <w:b/>
+              </w:rPr>
+            </w:r>
+            <w:proofErr w:type="spellStart"/>
+            <w:r>
+              <w:rPr>
+                <w:b/>
+              </w:rPr>
+            </w:r>
+            <w:proofErr w:type="spellEnd"/>
+          </w:p>
+        </w:tc>
+        <w:tc>
+          <w:tcPr>
+            <w:tcW w:w="6198" w:type="dxa"/>
+            <w:shd w:val="clear" w:color="auto" w:fill="FFFFFF"/>
+          </w:tcPr>
+          <w:p>
+            <w:pPr>
+              <w:rPr>
+                <w:lang w:eastAsia="ko-KR"/>
+              </w:rPr>
+            </w:pPr>
+            <w:r>
+              <w:rPr>
+                <w:lang w:eastAsia="ko-KR"/>
+              </w:rPr>
+              <w:t>보전금액의 10% 별도 (세금계산서 발행 기준)</w:t>
+            </w:r>
+          </w:p>
+        </w:tc>
+      </w:tr>
     </w:tbl>
     <w:p>
       <w:pPr>
